--- a/projects/valuepickr-open-screen/docs/Garware Hi-Tech Films Ltd.docx
+++ b/projects/valuepickr-open-screen/docs/Garware Hi-Tech Films Ltd.docx
@@ -2020,7 +2020,7 @@
         <w:spacing w:after="120" w:before="280"/>
       </w:pPr>
       <w:r>
-        <w:t xml:space="preserve">Ishmohit-Lens Checks (value chain · earnings quality · growth trajectory · management · global-signal check)</w:t>
+        <w:t xml:space="preserve">Ishmohit-Lens Checks (value chain · earnings quality · growth trajectory · management · quality metrics · track record · global-signal check)</w:t>
       </w:r>
     </w:p>
     <w:p>
@@ -2473,6 +2473,33 @@
                 <w:b/>
                 <w:bCs/>
               </w:rPr>
+              <w:t xml:space="preserve">Shareholder returns</w:t>
+            </w:r>
+          </w:p>
+        </w:tc>
+        <w:tc>
+          <w:tcPr>
+            <w:tcW w:type="dxa" w:w="5800"/>
+          </w:tcPr>
+          <w:p>
+            <w:r>
+              <w:t xml:space="preserve">—</w:t>
+            </w:r>
+          </w:p>
+        </w:tc>
+      </w:tr>
+      <w:tr>
+        <w:tc>
+          <w:tcPr>
+            <w:tcW w:type="dxa" w:w="3200"/>
+            <w:shd w:fill="F2F2F2" w:val="clear"/>
+          </w:tcPr>
+          <w:p>
+            <w:r>
+              <w:rPr>
+                <w:b/>
+                <w:bCs/>
+              </w:rPr>
               <w:t xml:space="preserve">Capability ladder / VAP</w:t>
             </w:r>
           </w:p>
@@ -2542,6 +2569,62 @@
           <w:szCs w:val="20"/>
         </w:rPr>
         <w:t xml:space="preserve">r8b8 (trusted) posted detailed Q2FY26 concall notes (Nov 2025) despite a soft quarter (revenue -8% YoY, PAT -12% YoY), noting PPF capacity doubling to 600 lakh sq ft and a TPU line commissioning by Oct 2027, with 75% of new capacity earmarked for PPF and 25% for next-gen film solutions. niraj's widely-loved (28 loves) 2025 post argued Trump-era tariffs partly reflect broader de-dollarization dynamics rather than Garware-specific risk. Divyansh_Thakur and prchou83 (Q4FY26, May 2026) independently confirmed record quarterly revenue (Rs 597 Cr, highest-ever) and margin expansion (26.2% EBITDA vs 22% prior year) alongside funded SCF/TPU capacity additions (Rs 191 Cr + Rs 118 Cr capex).</w:t>
+      </w:r>
+    </w:p>
+    <w:p>
+      <w:pPr>
+        <w:pStyle w:val="Heading1"/>
+        <w:spacing w:after="120" w:before="280"/>
+      </w:pPr>
+      <w:r>
+        <w:t xml:space="preserve">Trusted-User Signals (Ongoing)</w:t>
+      </w:r>
+    </w:p>
+    <w:p>
+      <w:pPr>
+        <w:spacing w:after="120"/>
+      </w:pPr>
+      <w:r>
+        <w:rPr>
+          <w:i/>
+          <w:iCs/>
+          <w:color w:val="666666"/>
+          <w:sz w:val="18"/>
+          <w:szCs w:val="18"/>
+        </w:rPr>
+        <w:t xml:space="preserve">Every time a trusted user expresses clear conviction on this stock, most recent first — this section accumulates over time, it isn't a one-time snapshot.</w:t>
+      </w:r>
+    </w:p>
+    <w:p>
+      <w:pPr>
+        <w:spacing w:after="100"/>
+      </w:pPr>
+      <w:r>
+        <w:rPr>
+          <w:b/>
+          <w:bCs/>
+          <w:sz w:val="20"/>
+          <w:szCs w:val="20"/>
+        </w:rPr>
+        <w:t xml:space="preserve">2026-09-02 — Vivek_6954</w:t>
+      </w:r>
+      <w:r>
+        <w:rPr>
+          <w:i/>
+          <w:iCs/>
+          <w:color w:val="666666"/>
+          <w:sz w:val="18"/>
+          <w:szCs w:val="18"/>
+        </w:rPr>
+        <w:t xml:space="preserve"> (Vivek Gautam Portfolio)</w:t>
+      </w:r>
+      <w:r>
+        <w:rPr>
+          <w:sz w:val="20"/>
+          <w:szCs w:val="20"/>
+        </w:rPr>
+        <w:br/>
+        <w:t xml:space="preserve">: "Timex Sh Piston GHFL Nuvama Nippo n Icici amc Uno Minda Acutaas Privi and more stocks have been holding for long time now n pyramiding as well on some triggers like good results" (post #1245)</w:t>
       </w:r>
     </w:p>
     <w:p>
@@ -2738,6 +2821,34 @@
           <w:szCs w:val="24"/>
         </w:rPr>
         <w:t xml:space="preserve">neither</w:t>
+      </w:r>
+    </w:p>
+    <w:p>
+      <w:pPr>
+        <w:spacing w:after="120"/>
+      </w:pPr>
+      <w:r>
+        <w:rPr>
+          <w:color w:val="666666"/>
+          <w:sz w:val="20"/>
+          <w:szCs w:val="20"/>
+        </w:rPr>
+        <w:t xml:space="preserve">4-box gate — tailwind: yes · TAM: no · moat: yes · valuation: no  (score 2 / 4)</w:t>
+      </w:r>
+    </w:p>
+    <w:p>
+      <w:pPr>
+        <w:spacing w:after="120"/>
+      </w:pPr>
+      <w:r>
+        <w:rPr>
+          <w:i/>
+          <w:iCs/>
+          <w:color w:val="666666"/>
+          <w:sz w:val="20"/>
+          <w:szCs w:val="20"/>
+        </w:rPr>
+        <w:t xml:space="preserve">US tariff cut (50%-&gt;10%) + architectural/specialty-film mix shift (5%-&gt;25%+ of revenue) is a real structural tailwind; explicit verdict says thesis-fit 'no longer stacks up at ~Rs16,700cr' — tam no; world's No.1 chip-to-film integrated maker with &gt;25% core ROCE is a genuine moat; ~43x trailing P/E after a ~123% 1yr move already prices much of the TPU/SCF/PPF ramp — valuation no. Q1FY27's record 30.3% margin is very likely a peak (one-off tariff-refund benefit), per management's own FY27 guide back to 25%.</w:t>
       </w:r>
     </w:p>
     <w:p>
